--- a/output/tables/READ/MI/READ_MI_summary.docx
+++ b/output/tables/READ/MI/READ_MI_summary.docx
@@ -25,7 +25,7 @@
         <w:ind w:left="60" w:right="60" w:firstLine="0" w:firstLineChars="0"/>
       </w:pPr>
       <w:r>
-        <w:t xml:space="preserve">Overall survival by gene expression (High vs Low), TCGA-READ: multivariable Cox regression adjusted for age (per 1 year), sex, pathologic stage group and pretreatment cea, complete-case vs multiple imputation. pretreatment cea missing in 48/151 patients was imputed by chained equations (m = 40, 20 iterations) using the other covariates, expression group, event status and the Nelson–Aalen cumulative hazard; estimates were pooled with Rubin's rules. FMI = fraction of missing information. Patients missing other covariates were excluded from both analyses.</w:t>
+        <w:t xml:space="preserve">Overall survival by gene expression (High vs Low), TCGA-READ: multivariable Cox regression adjusted for age group, years, sex, pathologic stage group and pretreatment cea, complete-case vs multiple imputation. pretreatment cea missing in 48/151 patients was imputed by chained equations (m = 40, 20 iterations) using the other covariates, expression group, event status and the Nelson–Aalen cumulative hazard; estimates were pooled with Rubin's rules. FMI = fraction of missing information. Patients missing other covariates were excluded from both analyses.</w:t>
       </w:r>
     </w:p>
     <w:tbl xmlns:a="http://schemas.openxmlformats.org/drawingml/2006/main" xmlns:pic="http://schemas.openxmlformats.org/drawingml/2006/picture">
@@ -1157,7 +1157,7 @@
                 <w:szCs w:val="14"/>
                 <w:color w:val="000000"/>
               </w:rPr>
-              <w:t xml:space="preserve">0.53 (0.13–2.09)</w:t>
+              <w:t xml:space="preserve">0.41 (0.11–1.53)</w:t>
             </w:r>
           </w:p>
         </w:tc>
@@ -1212,7 +1212,7 @@
                 <w:szCs w:val="14"/>
                 <w:color w:val="000000"/>
               </w:rPr>
-              <w:t xml:space="preserve">0.360</w:t>
+              <w:t xml:space="preserve">0.184</w:t>
             </w:r>
           </w:p>
         </w:tc>
@@ -1432,7 +1432,7 @@
                 <w:szCs w:val="14"/>
                 <w:color w:val="000000"/>
               </w:rPr>
-              <w:t xml:space="preserve">0.65 (0.23–1.86)</w:t>
+              <w:t xml:space="preserve">0.55 (0.20–1.51)</w:t>
             </w:r>
           </w:p>
         </w:tc>
@@ -1487,7 +1487,7 @@
                 <w:szCs w:val="14"/>
                 <w:color w:val="000000"/>
               </w:rPr>
-              <w:t xml:space="preserve">0.397</w:t>
+              <w:t xml:space="preserve">0.227</w:t>
             </w:r>
           </w:p>
         </w:tc>
@@ -1542,7 +1542,7 @@
                 <w:szCs w:val="14"/>
                 <w:color w:val="000000"/>
               </w:rPr>
-              <w:t xml:space="preserve">0.121</w:t>
+              <w:t xml:space="preserve">0.122</w:t>
             </w:r>
           </w:p>
         </w:tc>
@@ -1987,7 +1987,7 @@
                 <w:szCs w:val="14"/>
                 <w:color w:val="000000"/>
               </w:rPr>
-              <w:t xml:space="preserve">0.60 (0.19–1.93)</w:t>
+              <w:t xml:space="preserve">0.54 (0.17–1.67)</w:t>
             </w:r>
           </w:p>
         </w:tc>
@@ -2042,7 +2042,7 @@
                 <w:szCs w:val="14"/>
                 <w:color w:val="000000"/>
               </w:rPr>
-              <w:t xml:space="preserve">0.395</w:t>
+              <w:t xml:space="preserve">0.287</w:t>
             </w:r>
           </w:p>
         </w:tc>
@@ -2262,7 +2262,7 @@
                 <w:szCs w:val="14"/>
                 <w:color w:val="000000"/>
               </w:rPr>
-              <w:t xml:space="preserve">0.69 (0.26–1.84)</w:t>
+              <w:t xml:space="preserve">0.63 (0.24–1.63)</w:t>
             </w:r>
           </w:p>
         </w:tc>
@@ -2317,7 +2317,7 @@
                 <w:szCs w:val="14"/>
                 <w:color w:val="000000"/>
               </w:rPr>
-              <w:t xml:space="preserve">0.432</w:t>
+              <w:t xml:space="preserve">0.314</w:t>
             </w:r>
           </w:p>
         </w:tc>
@@ -2372,7 +2372,7 @@
                 <w:szCs w:val="14"/>
                 <w:color w:val="000000"/>
               </w:rPr>
-              <w:t xml:space="preserve">0.147</w:t>
+              <w:t xml:space="preserve">0.129</w:t>
             </w:r>
           </w:p>
         </w:tc>
@@ -2817,7 +2817,7 @@
                 <w:szCs w:val="14"/>
                 <w:color w:val="000000"/>
               </w:rPr>
-              <w:t xml:space="preserve">0.48 (0.15–1.54)</w:t>
+              <w:t xml:space="preserve">0.48 (0.15–1.52)</w:t>
             </w:r>
           </w:p>
         </w:tc>
@@ -2872,7 +2872,7 @@
                 <w:szCs w:val="14"/>
                 <w:color w:val="000000"/>
               </w:rPr>
-              <w:t xml:space="preserve">0.215</w:t>
+              <w:t xml:space="preserve">0.214</w:t>
             </w:r>
           </w:p>
         </w:tc>
@@ -3092,7 +3092,7 @@
                 <w:szCs w:val="14"/>
                 <w:color w:val="000000"/>
               </w:rPr>
-              <w:t xml:space="preserve">0.52 (0.20–1.40)</w:t>
+              <w:t xml:space="preserve">0.52 (0.19–1.39)</w:t>
             </w:r>
           </w:p>
         </w:tc>
@@ -3147,7 +3147,7 @@
                 <w:szCs w:val="14"/>
                 <w:color w:val="000000"/>
               </w:rPr>
-              <w:t xml:space="preserve">0.181</w:t>
+              <w:t xml:space="preserve">0.176</w:t>
             </w:r>
           </w:p>
         </w:tc>
@@ -3202,7 +3202,7 @@
                 <w:szCs w:val="14"/>
                 <w:color w:val="000000"/>
               </w:rPr>
-              <w:t xml:space="preserve">0.113</w:t>
+              <w:t xml:space="preserve">0.117</w:t>
             </w:r>
           </w:p>
         </w:tc>
@@ -3647,7 +3647,7 @@
                 <w:szCs w:val="14"/>
                 <w:color w:val="000000"/>
               </w:rPr>
-              <w:t xml:space="preserve">2.44 (0.73–8.08)</w:t>
+              <w:t xml:space="preserve">3.56 (1.03–12.34)</w:t>
             </w:r>
           </w:p>
         </w:tc>
@@ -3702,7 +3702,7 @@
                 <w:szCs w:val="14"/>
                 <w:color w:val="000000"/>
               </w:rPr>
-              <w:t xml:space="preserve">0.146</w:t>
+              <w:t xml:space="preserve">0.046</w:t>
             </w:r>
           </w:p>
         </w:tc>
@@ -3922,7 +3922,7 @@
                 <w:szCs w:val="14"/>
                 <w:color w:val="000000"/>
               </w:rPr>
-              <w:t xml:space="preserve">1.85 (0.67–5.14)</w:t>
+              <w:t xml:space="preserve">2.44 (0.89–6.73)</w:t>
             </w:r>
           </w:p>
         </w:tc>
@@ -3977,7 +3977,7 @@
                 <w:szCs w:val="14"/>
                 <w:color w:val="000000"/>
               </w:rPr>
-              <w:t xml:space="preserve">0.220</w:t>
+              <w:t xml:space="preserve">0.080</w:t>
             </w:r>
           </w:p>
         </w:tc>
@@ -4032,7 +4032,7 @@
                 <w:szCs w:val="14"/>
                 <w:color w:val="000000"/>
               </w:rPr>
-              <w:t xml:space="preserve">0.119</w:t>
+              <w:t xml:space="preserve">0.120</w:t>
             </w:r>
           </w:p>
         </w:tc>
@@ -4477,7 +4477,7 @@
                 <w:szCs w:val="14"/>
                 <w:color w:val="000000"/>
               </w:rPr>
-              <w:t xml:space="preserve">0.87 (0.28–2.68)</w:t>
+              <w:t xml:space="preserve">0.70 (0.23–2.13)</w:t>
             </w:r>
           </w:p>
         </w:tc>
@@ -4532,7 +4532,7 @@
                 <w:szCs w:val="14"/>
                 <w:color w:val="000000"/>
               </w:rPr>
-              <w:t xml:space="preserve">0.804</w:t>
+              <w:t xml:space="preserve">0.533</w:t>
             </w:r>
           </w:p>
         </w:tc>
@@ -4752,7 +4752,7 @@
                 <w:szCs w:val="14"/>
                 <w:color w:val="000000"/>
               </w:rPr>
-              <w:t xml:space="preserve">0.99 (0.38–2.58)</w:t>
+              <w:t xml:space="preserve">0.78 (0.31–1.99)</w:t>
             </w:r>
           </w:p>
         </w:tc>
@@ -4807,7 +4807,7 @@
                 <w:szCs w:val="14"/>
                 <w:color w:val="000000"/>
               </w:rPr>
-              <w:t xml:space="preserve">0.974</w:t>
+              <w:t xml:space="preserve">0.583</w:t>
             </w:r>
           </w:p>
         </w:tc>
@@ -4862,7 +4862,7 @@
                 <w:szCs w:val="14"/>
                 <w:color w:val="000000"/>
               </w:rPr>
-              <w:t xml:space="preserve">0.120</w:t>
+              <w:t xml:space="preserve">0.124</w:t>
             </w:r>
           </w:p>
         </w:tc>
@@ -5307,7 +5307,7 @@
                 <w:szCs w:val="14"/>
                 <w:color w:val="000000"/>
               </w:rPr>
-              <w:t xml:space="preserve">0.40 (0.11–1.53)</w:t>
+              <w:t xml:space="preserve">0.34 (0.09–1.29)</w:t>
             </w:r>
           </w:p>
         </w:tc>
@@ -5362,7 +5362,7 @@
                 <w:szCs w:val="14"/>
                 <w:color w:val="000000"/>
               </w:rPr>
-              <w:t xml:space="preserve">0.181</w:t>
+              <w:t xml:space="preserve">0.114</w:t>
             </w:r>
           </w:p>
         </w:tc>
@@ -5582,7 +5582,7 @@
                 <w:szCs w:val="14"/>
                 <w:color w:val="000000"/>
               </w:rPr>
-              <w:t xml:space="preserve">0.57 (0.21–1.55)</w:t>
+              <w:t xml:space="preserve">0.59 (0.22–1.60)</w:t>
             </w:r>
           </w:p>
         </w:tc>
@@ -5637,7 +5637,7 @@
                 <w:szCs w:val="14"/>
                 <w:color w:val="000000"/>
               </w:rPr>
-              <w:t xml:space="preserve">0.254</w:t>
+              <w:t xml:space="preserve">0.278</w:t>
             </w:r>
           </w:p>
         </w:tc>
@@ -5692,7 +5692,7 @@
                 <w:szCs w:val="14"/>
                 <w:color w:val="000000"/>
               </w:rPr>
-              <w:t xml:space="preserve">0.123</w:t>
+              <w:t xml:space="preserve">0.122</w:t>
             </w:r>
           </w:p>
         </w:tc>
@@ -6137,7 +6137,7 @@
                 <w:szCs w:val="14"/>
                 <w:color w:val="000000"/>
               </w:rPr>
-              <w:t xml:space="preserve">0.25 (0.06–0.94)</w:t>
+              <w:t xml:space="preserve">0.21 (0.06–0.79)</w:t>
             </w:r>
           </w:p>
         </w:tc>
@@ -6192,7 +6192,7 @@
                 <w:szCs w:val="14"/>
                 <w:color w:val="000000"/>
               </w:rPr>
-              <w:t xml:space="preserve">0.041</w:t>
+              <w:t xml:space="preserve">0.021</w:t>
             </w:r>
           </w:p>
         </w:tc>
@@ -6412,7 +6412,7 @@
                 <w:szCs w:val="14"/>
                 <w:color w:val="000000"/>
               </w:rPr>
-              <w:t xml:space="preserve">0.60 (0.22–1.65)</w:t>
+              <w:t xml:space="preserve">0.51 (0.19–1.37)</w:t>
             </w:r>
           </w:p>
         </w:tc>
@@ -6467,7 +6467,7 @@
                 <w:szCs w:val="14"/>
                 <w:color w:val="000000"/>
               </w:rPr>
-              <w:t xml:space="preserve">0.303</w:t>
+              <w:t xml:space="preserve">0.165</w:t>
             </w:r>
           </w:p>
         </w:tc>
@@ -6522,7 +6522,7 @@
                 <w:szCs w:val="14"/>
                 <w:color w:val="000000"/>
               </w:rPr>
-              <w:t xml:space="preserve">0.145</w:t>
+              <w:t xml:space="preserve">0.157</w:t>
             </w:r>
           </w:p>
         </w:tc>
@@ -6967,7 +6967,7 @@
                 <w:szCs w:val="14"/>
                 <w:color w:val="000000"/>
               </w:rPr>
-              <w:t xml:space="preserve">0.53 (0.15–1.82)</w:t>
+              <w:t xml:space="preserve">0.42 (0.13–1.41)</w:t>
             </w:r>
           </w:p>
         </w:tc>
@@ -7022,7 +7022,7 @@
                 <w:szCs w:val="14"/>
                 <w:color w:val="000000"/>
               </w:rPr>
-              <w:t xml:space="preserve">0.312</w:t>
+              <w:t xml:space="preserve">0.160</w:t>
             </w:r>
           </w:p>
         </w:tc>
@@ -7242,7 +7242,7 @@
                 <w:szCs w:val="14"/>
                 <w:color w:val="000000"/>
               </w:rPr>
-              <w:t xml:space="preserve">0.74 (0.27–2.05)</w:t>
+              <w:t xml:space="preserve">0.59 (0.22–1.56)</w:t>
             </w:r>
           </w:p>
         </w:tc>
@@ -7297,7 +7297,7 @@
                 <w:szCs w:val="14"/>
                 <w:color w:val="000000"/>
               </w:rPr>
-              <w:t xml:space="preserve">0.539</w:t>
+              <w:t xml:space="preserve">0.263</w:t>
             </w:r>
           </w:p>
         </w:tc>
@@ -7352,7 +7352,7 @@
                 <w:szCs w:val="14"/>
                 <w:color w:val="000000"/>
               </w:rPr>
-              <w:t xml:space="preserve">0.125</w:t>
+              <w:t xml:space="preserve">0.130</w:t>
             </w:r>
           </w:p>
         </w:tc>
@@ -7797,7 +7797,7 @@
                 <w:szCs w:val="14"/>
                 <w:color w:val="000000"/>
               </w:rPr>
-              <w:t xml:space="preserve">1.03 (0.31–3.46)</w:t>
+              <w:t xml:space="preserve">0.87 (0.26–2.90)</w:t>
             </w:r>
           </w:p>
         </w:tc>
@@ -7852,7 +7852,7 @@
                 <w:szCs w:val="14"/>
                 <w:color w:val="000000"/>
               </w:rPr>
-              <w:t xml:space="preserve">0.957</w:t>
+              <w:t xml:space="preserve">0.820</w:t>
             </w:r>
           </w:p>
         </w:tc>
@@ -8072,7 +8072,7 @@
                 <w:szCs w:val="14"/>
                 <w:color w:val="000000"/>
               </w:rPr>
-              <w:t xml:space="preserve">0.93 (0.35–2.48)</w:t>
+              <w:t xml:space="preserve">0.82 (0.31–2.19)</w:t>
             </w:r>
           </w:p>
         </w:tc>
@@ -8127,7 +8127,7 @@
                 <w:szCs w:val="14"/>
                 <w:color w:val="000000"/>
               </w:rPr>
-              <w:t xml:space="preserve">0.885</w:t>
+              <w:t xml:space="preserve">0.667</w:t>
             </w:r>
           </w:p>
         </w:tc>
@@ -8182,7 +8182,7 @@
                 <w:szCs w:val="14"/>
                 <w:color w:val="000000"/>
               </w:rPr>
-              <w:t xml:space="preserve">0.126</w:t>
+              <w:t xml:space="preserve">0.125</w:t>
             </w:r>
           </w:p>
         </w:tc>
@@ -8627,7 +8627,7 @@
                 <w:szCs w:val="14"/>
                 <w:color w:val="000000"/>
               </w:rPr>
-              <w:t xml:space="preserve">0.13 (0.03–0.52)</w:t>
+              <w:t xml:space="preserve">0.13 (0.03–0.48)</w:t>
             </w:r>
           </w:p>
         </w:tc>
@@ -8682,7 +8682,7 @@
                 <w:szCs w:val="14"/>
                 <w:color w:val="000000"/>
               </w:rPr>
-              <w:t xml:space="preserve">0.004</w:t>
+              <w:t xml:space="preserve">0.002</w:t>
             </w:r>
           </w:p>
         </w:tc>
@@ -8902,7 +8902,7 @@
                 <w:szCs w:val="14"/>
                 <w:color w:val="000000"/>
               </w:rPr>
-              <w:t xml:space="preserve">0.33 (0.11–0.96)</w:t>
+              <w:t xml:space="preserve">0.29 (0.10–0.82)</w:t>
             </w:r>
           </w:p>
         </w:tc>
@@ -8957,7 +8957,7 @@
                 <w:szCs w:val="14"/>
                 <w:color w:val="000000"/>
               </w:rPr>
-              <w:t xml:space="preserve">0.043</w:t>
+              <w:t xml:space="preserve">0.023</w:t>
             </w:r>
           </w:p>
         </w:tc>
@@ -9012,7 +9012,7 @@
                 <w:szCs w:val="14"/>
                 <w:color w:val="000000"/>
               </w:rPr>
-              <w:t xml:space="preserve">0.122</w:t>
+              <w:t xml:space="preserve">0.126</w:t>
             </w:r>
           </w:p>
         </w:tc>
